--- a/reports/2026-09-01_experiments_exp01-16.docx
+++ b/reports/2026-09-01_experiments_exp01-16.docx
@@ -1560,7 +1560,7 @@
         <w:spacing w:after="120"/>
       </w:pPr>
       <w:r>
-        <w:t xml:space="preserve">On the AWF task (1459 expert-labelled points, twelve-month Sentinel-2 stacks, the project's own spatial split; 63 errors after the loader was corrected to warp the 20 m and 60 m band groups onto the 10 m grid), a linear head on frozen Base embeddings reaches 81.7% (the project's fine-tuned model: 89.5%). There the model's own confidence is the best signal tested (AURC 0.0363 vs 0.0489 for per-window tiling instability, 0.0670 for disagreement, 0.1338 for embedding distance and 0.1658 for a spectral-variability control). The earlier explanation, that point labels carry no boundary context, was tested in exp16 by applying the head densely to every patch of each validation crop: labelled patches are not interior (paired against a random patch of the same map, sign p = ${X.interior.sign_p.toFixed(3)}), and the boundary score is strongly error-associated (Fisher p = ${X.fisher.p.toExponential(0)}), yet it ranks errors worse than confidence (tie-aware AURC ${X.aurc.boundary.toFixed(4)} vs ${X.aurc.baseline.toFixed(4)}; cluster-bootstrap interval on the difference [${X.ci.cluster.boundary.lo.toFixed(4)}, ${X.ci.cluster.boundary.hi.toFixed(4)}]). Conditionally on the logit margin it adds little (likelihood-ratio p = ${X.lrt.p.toFixed(3)}; standardized coefficients ${X.lrt.coef_margin.toFixed(2)} vs ${X.lrt.coef_bnd.toFixed(2)}): with nine classes the argmax flips between neighbours wherever margins are small, so the prediction-boundary score is largely a coarse proxy for low confidence. The explanation is withdrawn; the in-domain result stands.</w:t>
+        <w:t xml:space="preserve">On the AWF task (1459 expert-labelled points, twelve-month Sentinel-2 stacks, the project's own spatial split; 63 errors after the loader was corrected to warp the 20 m and 60 m band groups onto the 10 m grid), a linear head on frozen Base embeddings reaches 81.7% (the project's fine-tuned model: 89.5%). There the model's own confidence is the best signal tested (AURC 0.0363 vs 0.0489 for per-window tiling instability, 0.0670 for disagreement, 0.1338 for embedding distance and 0.1658 for a spectral-variability control). The earlier explanation, that point labels carry no boundary context, was tested in exp16 by applying the head densely to every patch of each validation crop: labelled patches are not interior (paired against a random patch of the same map, sign p = 0.008), and the boundary score is strongly error-associated (Fisher p = 2e-12), yet it ranks errors worse than confidence (tie-aware AURC 0.0636 vs 0.0363; cluster-bootstrap interval on the difference [0.0023, 0.0562]). Conditionally on the logit margin it adds little (likelihood-ratio p = 0.002; standardized coefficients 3.53 vs 0.52): with nine classes the argmax flips between neighbours wherever margins are small, so the prediction-boundary score is largely a coarse proxy for low confidence. The explanation is withdrawn; the in-domain result stands.</w:t>
       </w:r>
     </w:p>
     <w:p>
